--- a/manuscript/Response_to_Reviewers.docx
+++ b/manuscript/Response_to_Reviewers.docx
@@ -343,7 +343,7 @@
         <w:t xml:space="preserve">Response: </w:t>
       </w:r>
       <w:r>
-        <w:t>We agree the Kruskal-Wallis result is a statistical association with the classification labels, not independent biological validation, and we no longer describe it as validation in the revised text (Results 3.5 now reads ‘class-stratification’ rather than ‘biological validation’ as the primary framing). The dose-response analysis is now computed within each compound separately rather than pooled across compounds of differing potency (Methods 2.4, Results 3.5, Table 6): we report the median within-compound Spearman correlation and the fraction of tested compounds (of 8 with sufficient concentration levels) showing a sign-consistent dose-response relationship. Magnitudes are smaller than the pooled correlation we originally reported (median ρ -0.02 to -0.33 vs. a pooled ρ≈10.20), which we present as the expected and more honest consequence of not conflating potency across compounds.</w:t>
+        <w:t>We agree the Kruskal-Wallis result is a statistical association with the classification labels, not independent biological validation, and we no longer describe it as validation in the revised text (Results 3.5 now reads ‘class-stratification’ rather than ‘biological validation’ as the primary framing). The dose-response analysis is now computed within each compound separately rather than pooled across compounds of differing potency (Methods 2.4, Results 3.5, Table 6): we report the median within-compound Spearman correlation and the fraction of tested compounds (of 8 with sufficient concentration levels) showing a sign-consistent dose-response relationship. Magnitudes are smaller than the pooled correlation we originally reported (median ρ -0.02 to -0.33 vs. a pooled ρ≈0.20), which we present as the expected and more honest consequence of not conflating potency across compounds.</w:t>
       </w:r>
     </w:p>
     <w:p>
@@ -1083,6 +1083,235 @@
         <w:t>The reviewer's technical diagnosis in (ii) was exactly correct, and this was the single most serious specific finding in either review. We traced the figure's generation and confirmed that Supplementary Figure S7 plotted the loss curve of a separate, abandoned exploratory script (deep_learning_pipeline.py) that trains a binary classifier (BCEWithLogitsLoss, 8 epochs, matching the figure's epoch count and initial-loss value exactly, as the reviewer inferred) and was never used to produce any result reported in the manuscript. The actual compact CNN whose results appear in Tables 2-4 is trained with softmax cross-entropy over the 10 classes (6 epochs) in a different script, which had no loss-curve logging at all. We have added loss-history logging to the correct training function and regenerated Figure 7 (renumbered from Supplementary S7) directly from that model. We also now provide loss curves for both ResNet-18 conditions (Figures 7b-c), addressing point (iv); the stage-transition epoch is marked explicitly on the pretrained curve. Because the original figure never reflected any reported result, we cannot retrospectively explain the specific overfitting shape or epoch-7 drop the reviewer described in points (i) and (iii) -- those were both artifacts of the wrong script's output being plotted, not properties of a model whose numbers appear anywhere in this manuscript, and neither the Table 2-4 ECE nor accuracy values require any correction as a result, since they were never computed from that script.</w:t>
       </w:r>
     </w:p>
+    <w:p>
+      <w:r>
+        <w:br w:type="page"/>
+      </w:r>
+    </w:p>
+    <w:p>
+      <w:pPr>
+        <w:spacing w:before="280" w:after="120"/>
+      </w:pPr>
+      <w:r>
+        <w:rPr>
+          <w:b/>
+          <w:sz w:val="26"/>
+        </w:rPr>
+        <w:t>Reviewer 3</w:t>
+      </w:r>
+    </w:p>
+    <w:p>
+      <w:r>
+        <w:t>We thank the reviewer for a close reading of this revision and for crediting the compound-level splitting, channel-specific feature extraction, and statistical validation as genuine improvements. We respond to each point below, followed by three additional numeric corrections we found while preparing this response.</w:t>
+      </w:r>
+    </w:p>
+    <w:p>
+      <w:pPr>
+        <w:spacing w:before="200" w:after="40"/>
+      </w:pPr>
+      <w:r>
+        <w:rPr>
+          <w:b/>
+          <w:sz w:val="22"/>
+        </w:rPr>
+        <w:t>Comment 1 — Compound and concentration selection, biological diversity</w:t>
+      </w:r>
+    </w:p>
+    <w:p>
+      <w:pPr>
+        <w:spacing w:after="80"/>
+      </w:pPr>
+      <w:r>
+        <w:rPr>
+          <w:b/>
+          <w:i/>
+        </w:rPr>
+        <w:t xml:space="preserve">Reviewer comment: </w:t>
+      </w:r>
+      <w:r>
+        <w:rPr>
+          <w:i/>
+        </w:rPr>
+        <w:t>The dataset contains a limited number of compounds per MOA category, with some categories represented by only one compound. Could the authors clarify how these compounds and their concentrations were selected, and to what extent they adequately represent the biological diversity within each MOA category?</w:t>
+      </w:r>
+    </w:p>
+    <w:p>
+      <w:pPr>
+        <w:spacing w:after="200"/>
+        <w:jc w:val="both"/>
+      </w:pPr>
+      <w:r>
+        <w:rPr>
+          <w:b/>
+        </w:rPr>
+        <w:t xml:space="preserve">Response: </w:t>
+      </w:r>
+      <w:r>
+        <w:t>The compounds and concentrations are not ours to select: they are whichever BBBC021 (Ljosa et al., 2012) recorded for the 16 publicly accessible archive files we retrieved (Methods 2.1). We have added a sentence to Section 2.1 stating this directly and clarifying that the dataset is a fixed, pre-annotated public resource rather than a panel we designed for biological diversity. We have also sharpened the Section 4.4 limitation to state plainly that four of ten classes rest on a single compound, so results for those classes describe that compound's morphology rather than the MOA category in general; wider coverage would require retrieving more of BBBC021's archive beyond the 16 files used here.</w:t>
+      </w:r>
+    </w:p>
+    <w:p>
+      <w:pPr>
+        <w:spacing w:before="200" w:after="40"/>
+      </w:pPr>
+      <w:r>
+        <w:rPr>
+          <w:b/>
+          <w:sz w:val="22"/>
+        </w:rPr>
+        <w:t>Comment 2 — Comparison with CellProfiler</w:t>
+      </w:r>
+    </w:p>
+    <w:p>
+      <w:pPr>
+        <w:spacing w:after="80"/>
+      </w:pPr>
+      <w:r>
+        <w:rPr>
+          <w:b/>
+          <w:i/>
+        </w:rPr>
+        <w:t xml:space="preserve">Reviewer comment: </w:t>
+      </w:r>
+      <w:r>
+        <w:rPr>
+          <w:i/>
+        </w:rPr>
+        <w:t>The authors developed a custom morphological feature-extraction pipeline. How does its performance compare with established, readily available tools such as CellProfiler? A brief comparison or discussion would help clarify the advantages and limitations of the proposed approach.</w:t>
+      </w:r>
+    </w:p>
+    <w:p>
+      <w:pPr>
+        <w:spacing w:after="200"/>
+        <w:jc w:val="both"/>
+      </w:pPr>
+      <w:r>
+        <w:rPr>
+          <w:b/>
+        </w:rPr>
+        <w:t xml:space="preserve">Response: </w:t>
+      </w:r>
+      <w:r>
+        <w:t>We have not run CellProfiler's own feature set through the same classifiers on the same compound-level split; our detection step follows CellProfiler's preprocessing logic (adaptive thresholding, morphological opening and closing; Carpenter et al., 2006) but our 14 per-channel descriptors are a custom set, not CellProfiler output. We have added this as an explicit limitation (Section 4.4) rather than implying equivalence. Running CellProfiler itself on the 824 images used here requires the raw BBBC021 image archive, which is not part of this repository's committed assets; we are not able to complete that run within this response cycle, and we have scoped it as a stated limitation rather than add an untested analysis.</w:t>
+      </w:r>
+    </w:p>
+    <w:p>
+      <w:pPr>
+        <w:spacing w:before="200" w:after="40"/>
+      </w:pPr>
+      <w:r>
+        <w:rPr>
+          <w:b/>
+          <w:sz w:val="22"/>
+        </w:rPr>
+        <w:t>Comment 3 — Biological relevance to redox pharmacology</w:t>
+      </w:r>
+    </w:p>
+    <w:p>
+      <w:pPr>
+        <w:spacing w:after="80"/>
+      </w:pPr>
+      <w:r>
+        <w:rPr>
+          <w:b/>
+          <w:i/>
+        </w:rPr>
+        <w:t xml:space="preserve">Reviewer comment: </w:t>
+      </w:r>
+      <w:r>
+        <w:rPr>
+          <w:i/>
+        </w:rPr>
+        <w:t>Given the manuscript's emphasis on redox pharmacology and pulmonary diseases, could the authors elaborate on which morphological features are most relevant to oxidative stress and how these features might relate to pulmonary disease biology? This would help clarify the biological interpretation and potential translational relevance of the findings.</w:t>
+      </w:r>
+    </w:p>
+    <w:p>
+      <w:pPr>
+        <w:spacing w:after="200"/>
+        <w:jc w:val="both"/>
+      </w:pPr>
+      <w:r>
+        <w:rPr>
+          <w:b/>
+        </w:rPr>
+        <w:t xml:space="preserve">Response: </w:t>
+      </w:r>
+      <w:r>
+        <w:t>Section 4.3 already narrows this claim: BBBC021 is MCF-7 breast cancer cells, and we measure no ROS or oxidative stress anywhere in the pipeline, so we cannot say which features are oxidative-stress-specific. We have added a paragraph to Section 4.3 giving the limited, hedged answer the reviewer is asking for: the top-ablation DAPI features (spot area, spot count, spot density; Table 6) track nuclear fragmentation and chromatin condensation, a downstream readout shared by several stress pathways and not specific to ROS; the tubulin- and actin-channel features in the same ablation set track cytoskeletal reorganization, the established direct readout of microtubule- and actin-targeting MOAs independent of any redox involvement. Confirming a redox-specific link would need an orthogonal ROS assay on a matched compound panel, outside the scope of this computational benchmarking study.</w:t>
+      </w:r>
+    </w:p>
+    <w:p>
+      <w:pPr>
+        <w:spacing w:before="200" w:after="40"/>
+      </w:pPr>
+      <w:r>
+        <w:rPr>
+          <w:b/>
+          <w:sz w:val="22"/>
+        </w:rPr>
+        <w:t>Comment 4 — Generalizability across compounds</w:t>
+      </w:r>
+    </w:p>
+    <w:p>
+      <w:pPr>
+        <w:spacing w:after="80"/>
+      </w:pPr>
+      <w:r>
+        <w:rPr>
+          <w:b/>
+          <w:i/>
+        </w:rPr>
+        <w:t xml:space="preserve">Reviewer comment: </w:t>
+      </w:r>
+      <w:r>
+        <w:rPr>
+          <w:i/>
+        </w:rPr>
+        <w:t>Although compound-level splitting is an important improvement, the limited compound diversity raises questions about generalizability. Could the authors further discuss how reliably the trained models can classify previously unseen compounds sharing the same MOA, and what additional validation would be needed to establish broader applicability?</w:t>
+      </w:r>
+    </w:p>
+    <w:p>
+      <w:pPr>
+        <w:spacing w:after="200"/>
+        <w:jc w:val="both"/>
+      </w:pPr>
+      <w:r>
+        <w:rPr>
+          <w:b/>
+        </w:rPr>
+        <w:t xml:space="preserve">Response: </w:t>
+      </w:r>
+      <w:r>
+        <w:t>This is the dataset's central limitation, and we have added a new Section 4.5 and Table 10 to answer it with data rather than discussion alone. Because every multi-compound class has at most 4 compounds, the main evaluation tests each of the six evaluable classes against exactly one held-out compound (now stated explicitly in Section 2.1); a static per-compound breakdown of that single-compound test set is therefore not informative, since there is only one compound to break down. Instead, we ran leave-one-compound-out cross-validation for Random Forest and Logistic Regression, the two models retrainable without GPU access: for every compound in every multi-compound class, we trained on all remaining images and tested on that compound alone, rotating through every compound in turn (Table 10). The result is substantially less optimistic than Table 2's single-split numbers: Random Forest correctly classifies 0% of held-out colchicine and nocodazole images in the microtubule-destabilizer class despite 75% on held-out demecolcine in the same class, and 0-8% of held-out protein-degradation compounds. This directly confirms the reviewer's concern: compound-level splitting prevents leakage, but with only 2-4 compounds per class it does not establish a compound-invariant representation of each MOA. We state in Section 4.5 that establishing this would require more compounds per MOA class than the present 16-archive-file subset provides.</w:t>
+      </w:r>
+    </w:p>
+    <w:p>
+      <w:pPr>
+        <w:spacing w:before="200" w:after="40"/>
+      </w:pPr>
+      <w:r>
+        <w:rPr>
+          <w:b/>
+          <w:sz w:val="22"/>
+        </w:rPr>
+        <w:t>Additional corrections found while preparing this response</w:t>
+      </w:r>
+    </w:p>
+    <w:p>
+      <w:pPr>
+        <w:spacing w:after="200"/>
+        <w:jc w:val="both"/>
+      </w:pPr>
+      <w:r>
+        <w:rPr>
+          <w:b/>
+        </w:rPr>
+        <w:t xml:space="preserve">Response: </w:t>
+      </w:r>
+      <w:r>
+        <w:t>Three numeric inconsistencies were caught during this response cycle, independent of the reviewer's points above, and are corrected in the revised manuscript. First, Figures 3 through 6 reported macro-OvR AUC values 0.001-0.003 higher than the matching Table 2 values, despite two captions stating the legend values matched Table 2 exactly; the cause was the figure code computing the macro-average AUC from an interpolated mean ROC curve rather than the mean of per-class AUCs used everywhere else in the manuscript. We traced this to src/finalize_figures_stats.py, corrected it so the legend reports the same multiclass_auc() value as Table 2, and regenerated Figures 3-6 directly from the already-saved test-set probability arrays (no retraining required, and we verified these arrays reproduce Table 2's numbers exactly before regenerating the figures). Second, Section 3.5 stated that within-compound dose-response correlations are weaker in magnitude than the originally reported pooled correlation; this does not hold for two of six Table 7 features (dapi_spot_count, dapi_density_spots_per_10k_px; ρ=-0.33), so we qualified the sentence to say ‘most, but not all’ features, and corrected a typo that had rendered the pooled reference value as ‘ρ≈10.20’ instead of ‘ρ≈0.20’ (this typo was also present in our response to Reviewer 1, Comment 7, now corrected there as well). Third, Section 3.6 reported ResNet-18 training times of 150-370 seconds, which matched neither of Table 9's two reported ranges (scratch 310-590s; pretrained 145-275s); we corrected the prose to report both ranges explicitly.</w:t>
+      </w:r>
+    </w:p>
     <w:sectPr>
       <w:pgSz w:w="12240" w:h="15840"/>
       <w:pgMar w:top="1440" w:right="1800" w:bottom="1440" w:left="1800" w:header="720" w:footer="720" w:gutter="0"/>
